--- a/docs/Project Definition.docx
+++ b/docs/Project Definition.docx
@@ -1,6 +1,6 @@
 
 <file path=word/document.xml><?xml version="1.0" encoding="utf-8"?>
-<w:document xmlns:wpc="http://schemas.microsoft.com/office/word/2010/wordprocessingCanvas" xmlns:cx="http://schemas.microsoft.com/office/drawing/2014/chartex" xmlns:cx1="http://schemas.microsoft.com/office/drawing/2015/9/8/chartex" xmlns:cx2="http://schemas.microsoft.com/office/drawing/2015/10/21/chartex" xmlns:cx3="http://schemas.microsoft.com/office/drawing/2016/5/9/chartex" xmlns:cx4="http://schemas.microsoft.com/office/drawing/2016/5/10/chartex" xmlns:cx5="http://schemas.microsoft.com/office/drawing/2016/5/11/chartex" xmlns:cx6="http://schemas.microsoft.com/office/drawing/2016/5/12/chartex" xmlns:cx7="http://schemas.microsoft.com/office/drawing/2016/5/13/chartex" xmlns:cx8="http://schemas.microsoft.com/office/drawing/2016/5/14/chartex" xmlns:mc="http://schemas.openxmlformats.org/markup-compatibility/2006" xmlns:aink="http://schemas.microsoft.com/office/drawing/2016/ink" xmlns:am3d="http://schemas.microsoft.com/office/drawing/2017/model3d" xmlns:o="urn:schemas-microsoft-com:office:office" xmlns:oel="http://schemas.microsoft.com/office/2019/extlst" xmlns:r="http://schemas.openxmlformats.org/officeDocument/2006/relationships" xmlns:m="http://schemas.openxmlformats.org/officeDocument/2006/math" xmlns:v="urn:schemas-microsoft-com:vml" xmlns:wp14="http://schemas.microsoft.com/office/word/2010/wordprocessingDrawing" xmlns:wp="http://schemas.openxmlformats.org/drawingml/2006/wordprocessingDrawing" xmlns:w10="urn:schemas-microsoft-com:office:word" xmlns:w="http://schemas.openxmlformats.org/wordprocessingml/2006/main" xmlns:w14="http://schemas.microsoft.com/office/word/2010/wordml" xmlns:w15="http://schemas.microsoft.com/office/word/2012/wordml" xmlns:w16cex="http://schemas.microsoft.com/office/word/2018/wordml/cex" xmlns:w16cid="http://schemas.microsoft.com/office/word/2016/wordml/cid" xmlns:w16="http://schemas.microsoft.com/office/word/2018/wordml" xmlns:w16sdtdh="http://schemas.microsoft.com/office/word/2020/wordml/sdtdatahash" xmlns:w16se="http://schemas.microsoft.com/office/word/2015/wordml/symex" xmlns:wpg="http://schemas.microsoft.com/office/word/2010/wordprocessingGroup" xmlns:wpi="http://schemas.microsoft.com/office/word/2010/wordprocessingInk" xmlns:wne="http://schemas.microsoft.com/office/word/2006/wordml" xmlns:wps="http://schemas.microsoft.com/office/word/2010/wordprocessingShape" mc:Ignorable="w14 w15 w16se w16cid w16 w16cex w16sdtdh wp14">
+<w:document xmlns:wpc="http://schemas.microsoft.com/office/word/2010/wordprocessingCanvas" xmlns:cx="http://schemas.microsoft.com/office/drawing/2014/chartex" xmlns:cx1="http://schemas.microsoft.com/office/drawing/2015/9/8/chartex" xmlns:cx2="http://schemas.microsoft.com/office/drawing/2015/10/21/chartex" xmlns:cx3="http://schemas.microsoft.com/office/drawing/2016/5/9/chartex" xmlns:cx4="http://schemas.microsoft.com/office/drawing/2016/5/10/chartex" xmlns:cx5="http://schemas.microsoft.com/office/drawing/2016/5/11/chartex" xmlns:cx6="http://schemas.microsoft.com/office/drawing/2016/5/12/chartex" xmlns:cx7="http://schemas.microsoft.com/office/drawing/2016/5/13/chartex" xmlns:cx8="http://schemas.microsoft.com/office/drawing/2016/5/14/chartex" xmlns:mc="http://schemas.openxmlformats.org/markup-compatibility/2006" xmlns:aink="http://schemas.microsoft.com/office/drawing/2016/ink" xmlns:am3d="http://schemas.microsoft.com/office/drawing/2017/model3d" xmlns:o="urn:schemas-microsoft-com:office:office" xmlns:oel="http://schemas.microsoft.com/office/2019/extlst" xmlns:r="http://schemas.openxmlformats.org/officeDocument/2006/relationships" xmlns:m="http://schemas.openxmlformats.org/officeDocument/2006/math" xmlns:v="urn:schemas-microsoft-com:vml" xmlns:wp14="http://schemas.microsoft.com/office/word/2010/wordprocessingDrawing" xmlns:wp="http://schemas.openxmlformats.org/drawingml/2006/wordprocessingDrawing" xmlns:w10="urn:schemas-microsoft-com:office:word" xmlns:w="http://schemas.openxmlformats.org/wordprocessingml/2006/main" xmlns:w14="http://schemas.microsoft.com/office/word/2010/wordml" xmlns:w15="http://schemas.microsoft.com/office/word/2012/wordml" xmlns:w16cex="http://schemas.microsoft.com/office/word/2018/wordml/cex" xmlns:w16cid="http://schemas.microsoft.com/office/word/2016/wordml/cid" xmlns:w16="http://schemas.microsoft.com/office/word/2018/wordml" xmlns:w16du="http://schemas.microsoft.com/office/word/2023/wordml/word16du" xmlns:w16sdtdh="http://schemas.microsoft.com/office/word/2020/wordml/sdtdatahash" xmlns:w16sdtfl="http://schemas.microsoft.com/office/word/2024/wordml/sdtformatlock" xmlns:w16se="http://schemas.microsoft.com/office/word/2015/wordml/symex" xmlns:wpg="http://schemas.microsoft.com/office/word/2010/wordprocessingGroup" xmlns:wpi="http://schemas.microsoft.com/office/word/2010/wordprocessingInk" xmlns:wne="http://schemas.microsoft.com/office/word/2006/wordml" xmlns:wps="http://schemas.microsoft.com/office/word/2010/wordprocessingShape" mc:Ignorable="w14 w15 w16se w16cid w16 w16cex w16sdtdh w16sdtfl w16du wp14">
   <w:body>
     <w:p>
       <w:pPr>
@@ -563,15 +563,7 @@
         </w:tabs>
       </w:pPr>
       <w:r>
-        <w:t xml:space="preserve">Çevrimiçi ödeme, yapay </w:t>
-      </w:r>
-      <w:proofErr w:type="gramStart"/>
-      <w:r>
-        <w:t>zeka</w:t>
-      </w:r>
-      <w:proofErr w:type="gramEnd"/>
-      <w:r>
-        <w:t xml:space="preserve"> tabanlı öneriler, harici kütüphane sistemleriyle entegrasyon, e</w:t>
+        <w:t>Çevrimiçi ödeme, yapay zeka tabanlı öneriler, harici kütüphane sistemleriyle entegrasyon, e</w:t>
       </w:r>
       <w:r>
         <w:t>-</w:t>
@@ -800,34 +792,40 @@
       <w:r>
         <w:t xml:space="preserve">. Proje için </w:t>
       </w:r>
+      <w:r>
+        <w:t>ücretli</w:t>
+      </w:r>
+      <w:r>
+        <w:t xml:space="preserve"> yazılım ve sunucu kullanılmayacak. </w:t>
+      </w:r>
+      <w:r>
+        <w:t>Uygulamanın parçaları zorunlu kalınmadıkça k</w:t>
+      </w:r>
+      <w:r>
+        <w:t>işisel bilgisayarlar üzerinden ücretsiz yazılımlar kullanılarak geliştirilecek.</w:t>
+      </w:r>
+    </w:p>
+    <w:p>
+      <w:pPr>
+        <w:pStyle w:val="Balk1"/>
+      </w:pPr>
+      <w:r>
+        <w:t xml:space="preserve">Risk ve Çözüm Önerileri </w:t>
+      </w:r>
+      <w:r>
+        <w:t>(</w:t>
+      </w:r>
       <w:proofErr w:type="spellStart"/>
       <w:r>
-        <w:t>ücterli</w:t>
+        <w:t>Risks</w:t>
       </w:r>
       <w:proofErr w:type="spellEnd"/>
       <w:r>
-        <w:t xml:space="preserve"> yazılım ve sunucu kullanılmayacak. </w:t>
-      </w:r>
-      <w:r>
-        <w:t>Uygulamanın parçaları zorunlu kalınmadıkça k</w:t>
-      </w:r>
-      <w:r>
-        <w:t>işisel bilgisayarlar üzerinden ücretsiz yazılımlar kullanılarak geliştirilecek.</w:t>
-      </w:r>
-    </w:p>
-    <w:p>
-      <w:pPr>
-        <w:pStyle w:val="Balk1"/>
-      </w:pPr>
-      <w:r>
-        <w:t xml:space="preserve">Risk ve Çözüm Önerileri </w:t>
-      </w:r>
-      <w:r>
-        <w:t>(</w:t>
+        <w:t xml:space="preserve"> </w:t>
       </w:r>
       <w:proofErr w:type="spellStart"/>
       <w:r>
-        <w:t>Risks</w:t>
+        <w:t>and</w:t>
       </w:r>
       <w:proofErr w:type="spellEnd"/>
       <w:r>
@@ -835,7 +833,7 @@
       </w:r>
       <w:proofErr w:type="spellStart"/>
       <w:r>
-        <w:t>and</w:t>
+        <w:t>Mitigation</w:t>
       </w:r>
       <w:proofErr w:type="spellEnd"/>
       <w:r>
@@ -843,100 +841,104 @@
       </w:r>
       <w:proofErr w:type="spellStart"/>
       <w:r>
-        <w:t>Mitigation</w:t>
+        <w:t>Strategies</w:t>
       </w:r>
       <w:proofErr w:type="spellEnd"/>
       <w:r>
+        <w:t>)</w:t>
+      </w:r>
+    </w:p>
+    <w:p>
+      <w:r>
+        <w:t xml:space="preserve">Proje </w:t>
+      </w:r>
+      <w:proofErr w:type="spellStart"/>
+      <w:r>
+        <w:t>backend</w:t>
+      </w:r>
+      <w:proofErr w:type="spellEnd"/>
+      <w:r>
+        <w:t xml:space="preserve"> ve </w:t>
+      </w:r>
+      <w:proofErr w:type="spellStart"/>
+      <w:r>
+        <w:t>frontend</w:t>
+      </w:r>
+      <w:proofErr w:type="spellEnd"/>
+      <w:r>
+        <w:t xml:space="preserve"> olarak iki parçadan oluştuğu için entegrasyon sorunlarıyla </w:t>
+      </w:r>
+      <w:proofErr w:type="spellStart"/>
+      <w:r>
+        <w:t>karşılaşılabililr</w:t>
+      </w:r>
+      <w:proofErr w:type="spellEnd"/>
+      <w:r>
+        <w:t xml:space="preserve">. Bu yüzden projenin başlangıcından itibaren </w:t>
+      </w:r>
+      <w:r>
+        <w:t>çok sayıda prototip ve</w:t>
+      </w:r>
+      <w:r>
+        <w:t xml:space="preserve"> entegrasyon testleri yapılacak, basit durumlarla test yapıldıktan sonra özellikler projeye eklenecek.</w:t>
+      </w:r>
+    </w:p>
+    <w:p>
+      <w:r>
+        <w:t>Daha önce web uygulaması geliştirmediğimiz için arayüzü</w:t>
+      </w:r>
+      <w:r>
         <w:t xml:space="preserve"> </w:t>
       </w:r>
       <w:proofErr w:type="spellStart"/>
       <w:r>
-        <w:t>Strategies</w:t>
+        <w:t>implement</w:t>
       </w:r>
       <w:proofErr w:type="spellEnd"/>
       <w:r>
-        <w:t>)</w:t>
-      </w:r>
-    </w:p>
-    <w:p>
-      <w:r>
-        <w:t xml:space="preserve">Proje </w:t>
+        <w:t xml:space="preserve"> eden geliştiriciler</w:t>
+      </w:r>
+      <w:r>
+        <w:t xml:space="preserve"> araçları </w:t>
+      </w:r>
+      <w:r>
+        <w:t xml:space="preserve">zamanında </w:t>
+      </w:r>
+      <w:r>
+        <w:t xml:space="preserve">öğrenemeyebilir. Bu durumda UI kütüphaneleri kullanacağız </w:t>
+      </w:r>
+      <w:r>
+        <w:t>,</w:t>
+      </w:r>
+      <w:r>
+        <w:t>arayüzü basitleştireceğiz.</w:t>
+      </w:r>
+    </w:p>
+    <w:p>
+      <w:r>
+        <w:t xml:space="preserve">Ekip arkadaşlarımızdan birinin hastalık benzeri durumlardan dolayı çalışamaması ve projenin duraksaması. Çözüm önerisi: </w:t>
       </w:r>
       <w:proofErr w:type="spellStart"/>
       <w:r>
-        <w:t>backend</w:t>
+        <w:t>daily</w:t>
       </w:r>
       <w:proofErr w:type="spellEnd"/>
       <w:r>
-        <w:t xml:space="preserve"> ve </w:t>
+        <w:t xml:space="preserve"> </w:t>
       </w:r>
       <w:proofErr w:type="spellStart"/>
       <w:r>
-        <w:t>frontend</w:t>
+        <w:t>scrumlarda</w:t>
       </w:r>
       <w:proofErr w:type="spellEnd"/>
       <w:r>
-        <w:t xml:space="preserve"> olarak iki parçadan oluştuğu için entegrasyon sorunlarıyla </w:t>
-      </w:r>
-      <w:proofErr w:type="spellStart"/>
-      <w:r>
-        <w:t>karşılaşılabililr</w:t>
-      </w:r>
-      <w:proofErr w:type="spellEnd"/>
-      <w:r>
-        <w:t xml:space="preserve">. Bu yüzden projenin başlangıcından itibaren </w:t>
-      </w:r>
-      <w:r>
-        <w:t>çok sayıda prototip ve</w:t>
-      </w:r>
-      <w:r>
-        <w:t xml:space="preserve"> entegrasyon testleri yapılacak, basit durumlarla test yapıldıktan sonra özellikler projeye eklenecek.</w:t>
-      </w:r>
-    </w:p>
-    <w:p>
-      <w:r>
-        <w:t>Daha önce web uygulaması geliştirmediğimiz için arayüzü</w:t>
-      </w:r>
-      <w:r>
-        <w:t xml:space="preserve"> </w:t>
-      </w:r>
-      <w:proofErr w:type="spellStart"/>
-      <w:r>
-        <w:t>implement</w:t>
-      </w:r>
-      <w:proofErr w:type="spellEnd"/>
-      <w:r>
-        <w:t xml:space="preserve"> eden geliştiriciler</w:t>
-      </w:r>
-      <w:r>
-        <w:t xml:space="preserve"> araçları </w:t>
-      </w:r>
-      <w:r>
-        <w:t xml:space="preserve">zamanında </w:t>
-      </w:r>
-      <w:r>
-        <w:t>öğrenemeyebilir. Bu durumda UI kütüphaneleri kullanacağız arayüzü basitleştireceğiz.</w:t>
-      </w:r>
-    </w:p>
-    <w:p>
-      <w:r>
-        <w:t xml:space="preserve">Ekip arkadaşlarımızdan birinin hastalık benzeri durumlardan dolayı çalışamaması ve projenin duraksaması. Çözüm önerisi: </w:t>
-      </w:r>
-      <w:proofErr w:type="spellStart"/>
-      <w:r>
-        <w:t>daily</w:t>
-      </w:r>
-      <w:proofErr w:type="spellEnd"/>
-      <w:r>
-        <w:t xml:space="preserve"> </w:t>
-      </w:r>
-      <w:proofErr w:type="spellStart"/>
-      <w:r>
-        <w:t>scrumlarda</w:t>
-      </w:r>
-      <w:proofErr w:type="spellEnd"/>
-      <w:r>
-        <w:t xml:space="preserve"> herkesi geliştirdiği kod parçasını ekibin diğer üyelerine anlatması, bir kişi çalışamadığında bile diğerlerinin hızlıca eksik kişinin yerini doldurması.</w:t>
+        <w:t xml:space="preserve"> herkesi</w:t>
+      </w:r>
+      <w:r>
+        <w:t>n</w:t>
+      </w:r>
+      <w:r>
+        <w:t xml:space="preserve"> geliştirdiği kod parçasını ekibin diğer üyelerine anlatması, bir kişi çalışamadığında bile diğerlerinin hızlıca eksik kişinin yerini doldurması.</w:t>
       </w:r>
     </w:p>
     <w:p>
@@ -1728,7 +1730,6 @@
           <w:bCs/>
         </w:rPr>
       </w:pPr>
-      <w:proofErr w:type="gramStart"/>
       <w:r>
         <w:rPr>
           <w:b/>
@@ -1750,7 +1751,6 @@
         </w:rPr>
         <w:t>orumlu</w:t>
       </w:r>
-      <w:proofErr w:type="gramEnd"/>
       <w:r>
         <w:rPr>
           <w:b/>
@@ -1833,7 +1833,7 @@
 </file>
 
 <file path=word/numbering.xml><?xml version="1.0" encoding="utf-8"?>
-<w:numbering xmlns:wpc="http://schemas.microsoft.com/office/word/2010/wordprocessingCanvas" xmlns:cx="http://schemas.microsoft.com/office/drawing/2014/chartex" xmlns:cx1="http://schemas.microsoft.com/office/drawing/2015/9/8/chartex" xmlns:cx2="http://schemas.microsoft.com/office/drawing/2015/10/21/chartex" xmlns:cx3="http://schemas.microsoft.com/office/drawing/2016/5/9/chartex" xmlns:cx4="http://schemas.microsoft.com/office/drawing/2016/5/10/chartex" xmlns:cx5="http://schemas.microsoft.com/office/drawing/2016/5/11/chartex" xmlns:cx6="http://schemas.microsoft.com/office/drawing/2016/5/12/chartex" xmlns:cx7="http://schemas.microsoft.com/office/drawing/2016/5/13/chartex" xmlns:cx8="http://schemas.microsoft.com/office/drawing/2016/5/14/chartex" xmlns:mc="http://schemas.openxmlformats.org/markup-compatibility/2006" xmlns:aink="http://schemas.microsoft.com/office/drawing/2016/ink" xmlns:am3d="http://schemas.microsoft.com/office/drawing/2017/model3d" xmlns:o="urn:schemas-microsoft-com:office:office" xmlns:oel="http://schemas.microsoft.com/office/2019/extlst" xmlns:r="http://schemas.openxmlformats.org/officeDocument/2006/relationships" xmlns:m="http://schemas.openxmlformats.org/officeDocument/2006/math" xmlns:v="urn:schemas-microsoft-com:vml" xmlns:wp14="http://schemas.microsoft.com/office/word/2010/wordprocessingDrawing" xmlns:wp="http://schemas.openxmlformats.org/drawingml/2006/wordprocessingDrawing" xmlns:w10="urn:schemas-microsoft-com:office:word" xmlns:w="http://schemas.openxmlformats.org/wordprocessingml/2006/main" xmlns:w14="http://schemas.microsoft.com/office/word/2010/wordml" xmlns:w15="http://schemas.microsoft.com/office/word/2012/wordml" xmlns:w16cex="http://schemas.microsoft.com/office/word/2018/wordml/cex" xmlns:w16cid="http://schemas.microsoft.com/office/word/2016/wordml/cid" xmlns:w16="http://schemas.microsoft.com/office/word/2018/wordml" xmlns:w16sdtdh="http://schemas.microsoft.com/office/word/2020/wordml/sdtdatahash" xmlns:w16se="http://schemas.microsoft.com/office/word/2015/wordml/symex" xmlns:wpg="http://schemas.microsoft.com/office/word/2010/wordprocessingGroup" xmlns:wpi="http://schemas.microsoft.com/office/word/2010/wordprocessingInk" xmlns:wne="http://schemas.microsoft.com/office/word/2006/wordml" xmlns:wps="http://schemas.microsoft.com/office/word/2010/wordprocessingShape" mc:Ignorable="w14 w15 w16se w16cid w16 w16cex w16sdtdh wp14">
+<w:numbering xmlns:wpc="http://schemas.microsoft.com/office/word/2010/wordprocessingCanvas" xmlns:cx="http://schemas.microsoft.com/office/drawing/2014/chartex" xmlns:cx1="http://schemas.microsoft.com/office/drawing/2015/9/8/chartex" xmlns:cx2="http://schemas.microsoft.com/office/drawing/2015/10/21/chartex" xmlns:cx3="http://schemas.microsoft.com/office/drawing/2016/5/9/chartex" xmlns:cx4="http://schemas.microsoft.com/office/drawing/2016/5/10/chartex" xmlns:cx5="http://schemas.microsoft.com/office/drawing/2016/5/11/chartex" xmlns:cx6="http://schemas.microsoft.com/office/drawing/2016/5/12/chartex" xmlns:cx7="http://schemas.microsoft.com/office/drawing/2016/5/13/chartex" xmlns:cx8="http://schemas.microsoft.com/office/drawing/2016/5/14/chartex" xmlns:mc="http://schemas.openxmlformats.org/markup-compatibility/2006" xmlns:aink="http://schemas.microsoft.com/office/drawing/2016/ink" xmlns:am3d="http://schemas.microsoft.com/office/drawing/2017/model3d" xmlns:o="urn:schemas-microsoft-com:office:office" xmlns:oel="http://schemas.microsoft.com/office/2019/extlst" xmlns:r="http://schemas.openxmlformats.org/officeDocument/2006/relationships" xmlns:m="http://schemas.openxmlformats.org/officeDocument/2006/math" xmlns:v="urn:schemas-microsoft-com:vml" xmlns:wp14="http://schemas.microsoft.com/office/word/2010/wordprocessingDrawing" xmlns:wp="http://schemas.openxmlformats.org/drawingml/2006/wordprocessingDrawing" xmlns:w10="urn:schemas-microsoft-com:office:word" xmlns:w="http://schemas.openxmlformats.org/wordprocessingml/2006/main" xmlns:w14="http://schemas.microsoft.com/office/word/2010/wordml" xmlns:w15="http://schemas.microsoft.com/office/word/2012/wordml" xmlns:w16cex="http://schemas.microsoft.com/office/word/2018/wordml/cex" xmlns:w16cid="http://schemas.microsoft.com/office/word/2016/wordml/cid" xmlns:w16="http://schemas.microsoft.com/office/word/2018/wordml" xmlns:w16du="http://schemas.microsoft.com/office/word/2023/wordml/word16du" xmlns:w16sdtdh="http://schemas.microsoft.com/office/word/2020/wordml/sdtdatahash" xmlns:w16sdtfl="http://schemas.microsoft.com/office/word/2024/wordml/sdtformatlock" xmlns:w16se="http://schemas.microsoft.com/office/word/2015/wordml/symex" xmlns:wpg="http://schemas.microsoft.com/office/word/2010/wordprocessingGroup" xmlns:wpi="http://schemas.microsoft.com/office/word/2010/wordprocessingInk" xmlns:wne="http://schemas.microsoft.com/office/word/2006/wordml" xmlns:wps="http://schemas.microsoft.com/office/word/2010/wordprocessingShape" mc:Ignorable="w14 w15 w16se w16cid w16 w16cex w16sdtdh w16sdtfl w16du wp14">
   <w:abstractNum w:abstractNumId="0" w15:restartNumberingAfterBreak="0">
     <w:nsid w:val="19226CCB"/>
     <w:multiLevelType w:val="multilevel"/>
@@ -2902,7 +2902,7 @@
 </file>
 
 <file path=word/styles.xml><?xml version="1.0" encoding="utf-8"?>
-<w:styles xmlns:mc="http://schemas.openxmlformats.org/markup-compatibility/2006" xmlns:r="http://schemas.openxmlformats.org/officeDocument/2006/relationships" xmlns:w="http://schemas.openxmlformats.org/wordprocessingml/2006/main" xmlns:w14="http://schemas.microsoft.com/office/word/2010/wordml" xmlns:w15="http://schemas.microsoft.com/office/word/2012/wordml" xmlns:w16cex="http://schemas.microsoft.com/office/word/2018/wordml/cex" xmlns:w16cid="http://schemas.microsoft.com/office/word/2016/wordml/cid" xmlns:w16="http://schemas.microsoft.com/office/word/2018/wordml" xmlns:w16sdtdh="http://schemas.microsoft.com/office/word/2020/wordml/sdtdatahash" xmlns:w16se="http://schemas.microsoft.com/office/word/2015/wordml/symex" mc:Ignorable="w14 w15 w16se w16cid w16 w16cex w16sdtdh">
+<w:styles xmlns:mc="http://schemas.openxmlformats.org/markup-compatibility/2006" xmlns:r="http://schemas.openxmlformats.org/officeDocument/2006/relationships" xmlns:w="http://schemas.openxmlformats.org/wordprocessingml/2006/main" xmlns:w14="http://schemas.microsoft.com/office/word/2010/wordml" xmlns:w15="http://schemas.microsoft.com/office/word/2012/wordml" xmlns:w16cex="http://schemas.microsoft.com/office/word/2018/wordml/cex" xmlns:w16cid="http://schemas.microsoft.com/office/word/2016/wordml/cid" xmlns:w16="http://schemas.microsoft.com/office/word/2018/wordml" xmlns:w16du="http://schemas.microsoft.com/office/word/2023/wordml/word16du" xmlns:w16sdtdh="http://schemas.microsoft.com/office/word/2020/wordml/sdtdatahash" xmlns:w16sdtfl="http://schemas.microsoft.com/office/word/2024/wordml/sdtformatlock" xmlns:w16se="http://schemas.microsoft.com/office/word/2015/wordml/symex" mc:Ignorable="w14 w15 w16se w16cid w16 w16cex w16sdtdh w16sdtfl w16du">
   <w:docDefaults>
     <w:rPrDefault>
       <w:rPr>

--- a/docs/Project Definition.docx
+++ b/docs/Project Definition.docx
@@ -1,6 +1,6 @@
 
 <file path=word/document.xml><?xml version="1.0" encoding="utf-8"?>
-<w:document xmlns:wpc="http://schemas.microsoft.com/office/word/2010/wordprocessingCanvas" xmlns:cx="http://schemas.microsoft.com/office/drawing/2014/chartex" xmlns:cx1="http://schemas.microsoft.com/office/drawing/2015/9/8/chartex" xmlns:cx2="http://schemas.microsoft.com/office/drawing/2015/10/21/chartex" xmlns:cx3="http://schemas.microsoft.com/office/drawing/2016/5/9/chartex" xmlns:cx4="http://schemas.microsoft.com/office/drawing/2016/5/10/chartex" xmlns:cx5="http://schemas.microsoft.com/office/drawing/2016/5/11/chartex" xmlns:cx6="http://schemas.microsoft.com/office/drawing/2016/5/12/chartex" xmlns:cx7="http://schemas.microsoft.com/office/drawing/2016/5/13/chartex" xmlns:cx8="http://schemas.microsoft.com/office/drawing/2016/5/14/chartex" xmlns:mc="http://schemas.openxmlformats.org/markup-compatibility/2006" xmlns:aink="http://schemas.microsoft.com/office/drawing/2016/ink" xmlns:am3d="http://schemas.microsoft.com/office/drawing/2017/model3d" xmlns:o="urn:schemas-microsoft-com:office:office" xmlns:oel="http://schemas.microsoft.com/office/2019/extlst" xmlns:r="http://schemas.openxmlformats.org/officeDocument/2006/relationships" xmlns:m="http://schemas.openxmlformats.org/officeDocument/2006/math" xmlns:v="urn:schemas-microsoft-com:vml" xmlns:wp14="http://schemas.microsoft.com/office/word/2010/wordprocessingDrawing" xmlns:wp="http://schemas.openxmlformats.org/drawingml/2006/wordprocessingDrawing" xmlns:w10="urn:schemas-microsoft-com:office:word" xmlns:w="http://schemas.openxmlformats.org/wordprocessingml/2006/main" xmlns:w14="http://schemas.microsoft.com/office/word/2010/wordml" xmlns:w15="http://schemas.microsoft.com/office/word/2012/wordml" xmlns:w16cex="http://schemas.microsoft.com/office/word/2018/wordml/cex" xmlns:w16cid="http://schemas.microsoft.com/office/word/2016/wordml/cid" xmlns:w16="http://schemas.microsoft.com/office/word/2018/wordml" xmlns:w16du="http://schemas.microsoft.com/office/word/2023/wordml/word16du" xmlns:w16sdtdh="http://schemas.microsoft.com/office/word/2020/wordml/sdtdatahash" xmlns:w16sdtfl="http://schemas.microsoft.com/office/word/2024/wordml/sdtformatlock" xmlns:w16se="http://schemas.microsoft.com/office/word/2015/wordml/symex" xmlns:wpg="http://schemas.microsoft.com/office/word/2010/wordprocessingGroup" xmlns:wpi="http://schemas.microsoft.com/office/word/2010/wordprocessingInk" xmlns:wne="http://schemas.microsoft.com/office/word/2006/wordml" xmlns:wps="http://schemas.microsoft.com/office/word/2010/wordprocessingShape" mc:Ignorable="w14 w15 w16se w16cid w16 w16cex w16sdtdh w16sdtfl w16du wp14">
+<w:document xmlns:wpc="http://schemas.microsoft.com/office/word/2010/wordprocessingCanvas" xmlns:cx="http://schemas.microsoft.com/office/drawing/2014/chartex" xmlns:cx1="http://schemas.microsoft.com/office/drawing/2015/9/8/chartex" xmlns:cx2="http://schemas.microsoft.com/office/drawing/2015/10/21/chartex" xmlns:cx3="http://schemas.microsoft.com/office/drawing/2016/5/9/chartex" xmlns:cx4="http://schemas.microsoft.com/office/drawing/2016/5/10/chartex" xmlns:cx5="http://schemas.microsoft.com/office/drawing/2016/5/11/chartex" xmlns:cx6="http://schemas.microsoft.com/office/drawing/2016/5/12/chartex" xmlns:cx7="http://schemas.microsoft.com/office/drawing/2016/5/13/chartex" xmlns:cx8="http://schemas.microsoft.com/office/drawing/2016/5/14/chartex" xmlns:mc="http://schemas.openxmlformats.org/markup-compatibility/2006" xmlns:aink="http://schemas.microsoft.com/office/drawing/2016/ink" xmlns:am3d="http://schemas.microsoft.com/office/drawing/2017/model3d" xmlns:o="urn:schemas-microsoft-com:office:office" xmlns:oel="http://schemas.microsoft.com/office/2019/extlst" xmlns:r="http://schemas.openxmlformats.org/officeDocument/2006/relationships" xmlns:m="http://schemas.openxmlformats.org/officeDocument/2006/math" xmlns:v="urn:schemas-microsoft-com:vml" xmlns:wp14="http://schemas.microsoft.com/office/word/2010/wordprocessingDrawing" xmlns:wp="http://schemas.openxmlformats.org/drawingml/2006/wordprocessingDrawing" xmlns:w10="urn:schemas-microsoft-com:office:word" xmlns:w="http://schemas.openxmlformats.org/wordprocessingml/2006/main" xmlns:w14="http://schemas.microsoft.com/office/word/2010/wordml" xmlns:w15="http://schemas.microsoft.com/office/word/2012/wordml" xmlns:w16cex="http://schemas.microsoft.com/office/word/2018/wordml/cex" xmlns:w16cid="http://schemas.microsoft.com/office/word/2016/wordml/cid" xmlns:w16="http://schemas.microsoft.com/office/word/2018/wordml" xmlns:w16sdtdh="http://schemas.microsoft.com/office/word/2020/wordml/sdtdatahash" xmlns:w16se="http://schemas.microsoft.com/office/word/2015/wordml/symex" xmlns:wpg="http://schemas.microsoft.com/office/word/2010/wordprocessingGroup" xmlns:wpi="http://schemas.microsoft.com/office/word/2010/wordprocessingInk" xmlns:wne="http://schemas.microsoft.com/office/word/2006/wordml" xmlns:wps="http://schemas.microsoft.com/office/word/2010/wordprocessingShape" mc:Ignorable="w14 w15 w16se w16cid w16 w16cex w16sdtdh wp14">
   <w:body>
     <w:p>
       <w:pPr>
@@ -563,7 +563,15 @@
         </w:tabs>
       </w:pPr>
       <w:r>
-        <w:t>Çevrimiçi ödeme, yapay zeka tabanlı öneriler, harici kütüphane sistemleriyle entegrasyon, e</w:t>
+        <w:t xml:space="preserve">Çevrimiçi ödeme, yapay </w:t>
+      </w:r>
+      <w:proofErr w:type="gramStart"/>
+      <w:r>
+        <w:t>zeka</w:t>
+      </w:r>
+      <w:proofErr w:type="gramEnd"/>
+      <w:r>
+        <w:t xml:space="preserve"> tabanlı öneriler, harici kütüphane sistemleriyle entegrasyon, e</w:t>
       </w:r>
       <w:r>
         <w:t>-</w:t>
@@ -792,9 +800,11 @@
       <w:r>
         <w:t xml:space="preserve">. Proje için </w:t>
       </w:r>
-      <w:r>
-        <w:t>ücretli</w:t>
-      </w:r>
+      <w:proofErr w:type="spellStart"/>
+      <w:r>
+        <w:t>ücterli</w:t>
+      </w:r>
+      <w:proofErr w:type="spellEnd"/>
       <w:r>
         <w:t xml:space="preserve"> yazılım ve sunucu kullanılmayacak. </w:t>
       </w:r>
@@ -905,13 +915,7 @@
         <w:t xml:space="preserve">zamanında </w:t>
       </w:r>
       <w:r>
-        <w:t xml:space="preserve">öğrenemeyebilir. Bu durumda UI kütüphaneleri kullanacağız </w:t>
-      </w:r>
-      <w:r>
-        <w:t>,</w:t>
-      </w:r>
-      <w:r>
-        <w:t>arayüzü basitleştireceğiz.</w:t>
+        <w:t>öğrenemeyebilir. Bu durumda UI kütüphaneleri kullanacağız arayüzü basitleştireceğiz.</w:t>
       </w:r>
     </w:p>
     <w:p>
@@ -932,13 +936,7 @@
       </w:r>
       <w:proofErr w:type="spellEnd"/>
       <w:r>
-        <w:t xml:space="preserve"> herkesi</w:t>
-      </w:r>
-      <w:r>
-        <w:t>n</w:t>
-      </w:r>
-      <w:r>
-        <w:t xml:space="preserve"> geliştirdiği kod parçasını ekibin diğer üyelerine anlatması, bir kişi çalışamadığında bile diğerlerinin hızlıca eksik kişinin yerini doldurması.</w:t>
+        <w:t xml:space="preserve"> herkesi geliştirdiği kod parçasını ekibin diğer üyelerine anlatması, bir kişi çalışamadığında bile diğerlerinin hızlıca eksik kişinin yerini doldurması.</w:t>
       </w:r>
     </w:p>
     <w:p>
@@ -1730,6 +1728,7 @@
           <w:bCs/>
         </w:rPr>
       </w:pPr>
+      <w:proofErr w:type="gramStart"/>
       <w:r>
         <w:rPr>
           <w:b/>
@@ -1751,6 +1750,7 @@
         </w:rPr>
         <w:t>orumlu</w:t>
       </w:r>
+      <w:proofErr w:type="gramEnd"/>
       <w:r>
         <w:rPr>
           <w:b/>
@@ -1833,7 +1833,7 @@
 </file>
 
 <file path=word/numbering.xml><?xml version="1.0" encoding="utf-8"?>
-<w:numbering xmlns:wpc="http://schemas.microsoft.com/office/word/2010/wordprocessingCanvas" xmlns:cx="http://schemas.microsoft.com/office/drawing/2014/chartex" xmlns:cx1="http://schemas.microsoft.com/office/drawing/2015/9/8/chartex" xmlns:cx2="http://schemas.microsoft.com/office/drawing/2015/10/21/chartex" xmlns:cx3="http://schemas.microsoft.com/office/drawing/2016/5/9/chartex" xmlns:cx4="http://schemas.microsoft.com/office/drawing/2016/5/10/chartex" xmlns:cx5="http://schemas.microsoft.com/office/drawing/2016/5/11/chartex" xmlns:cx6="http://schemas.microsoft.com/office/drawing/2016/5/12/chartex" xmlns:cx7="http://schemas.microsoft.com/office/drawing/2016/5/13/chartex" xmlns:cx8="http://schemas.microsoft.com/office/drawing/2016/5/14/chartex" xmlns:mc="http://schemas.openxmlformats.org/markup-compatibility/2006" xmlns:aink="http://schemas.microsoft.com/office/drawing/2016/ink" xmlns:am3d="http://schemas.microsoft.com/office/drawing/2017/model3d" xmlns:o="urn:schemas-microsoft-com:office:office" xmlns:oel="http://schemas.microsoft.com/office/2019/extlst" xmlns:r="http://schemas.openxmlformats.org/officeDocument/2006/relationships" xmlns:m="http://schemas.openxmlformats.org/officeDocument/2006/math" xmlns:v="urn:schemas-microsoft-com:vml" xmlns:wp14="http://schemas.microsoft.com/office/word/2010/wordprocessingDrawing" xmlns:wp="http://schemas.openxmlformats.org/drawingml/2006/wordprocessingDrawing" xmlns:w10="urn:schemas-microsoft-com:office:word" xmlns:w="http://schemas.openxmlformats.org/wordprocessingml/2006/main" xmlns:w14="http://schemas.microsoft.com/office/word/2010/wordml" xmlns:w15="http://schemas.microsoft.com/office/word/2012/wordml" xmlns:w16cex="http://schemas.microsoft.com/office/word/2018/wordml/cex" xmlns:w16cid="http://schemas.microsoft.com/office/word/2016/wordml/cid" xmlns:w16="http://schemas.microsoft.com/office/word/2018/wordml" xmlns:w16du="http://schemas.microsoft.com/office/word/2023/wordml/word16du" xmlns:w16sdtdh="http://schemas.microsoft.com/office/word/2020/wordml/sdtdatahash" xmlns:w16sdtfl="http://schemas.microsoft.com/office/word/2024/wordml/sdtformatlock" xmlns:w16se="http://schemas.microsoft.com/office/word/2015/wordml/symex" xmlns:wpg="http://schemas.microsoft.com/office/word/2010/wordprocessingGroup" xmlns:wpi="http://schemas.microsoft.com/office/word/2010/wordprocessingInk" xmlns:wne="http://schemas.microsoft.com/office/word/2006/wordml" xmlns:wps="http://schemas.microsoft.com/office/word/2010/wordprocessingShape" mc:Ignorable="w14 w15 w16se w16cid w16 w16cex w16sdtdh w16sdtfl w16du wp14">
+<w:numbering xmlns:wpc="http://schemas.microsoft.com/office/word/2010/wordprocessingCanvas" xmlns:cx="http://schemas.microsoft.com/office/drawing/2014/chartex" xmlns:cx1="http://schemas.microsoft.com/office/drawing/2015/9/8/chartex" xmlns:cx2="http://schemas.microsoft.com/office/drawing/2015/10/21/chartex" xmlns:cx3="http://schemas.microsoft.com/office/drawing/2016/5/9/chartex" xmlns:cx4="http://schemas.microsoft.com/office/drawing/2016/5/10/chartex" xmlns:cx5="http://schemas.microsoft.com/office/drawing/2016/5/11/chartex" xmlns:cx6="http://schemas.microsoft.com/office/drawing/2016/5/12/chartex" xmlns:cx7="http://schemas.microsoft.com/office/drawing/2016/5/13/chartex" xmlns:cx8="http://schemas.microsoft.com/office/drawing/2016/5/14/chartex" xmlns:mc="http://schemas.openxmlformats.org/markup-compatibility/2006" xmlns:aink="http://schemas.microsoft.com/office/drawing/2016/ink" xmlns:am3d="http://schemas.microsoft.com/office/drawing/2017/model3d" xmlns:o="urn:schemas-microsoft-com:office:office" xmlns:oel="http://schemas.microsoft.com/office/2019/extlst" xmlns:r="http://schemas.openxmlformats.org/officeDocument/2006/relationships" xmlns:m="http://schemas.openxmlformats.org/officeDocument/2006/math" xmlns:v="urn:schemas-microsoft-com:vml" xmlns:wp14="http://schemas.microsoft.com/office/word/2010/wordprocessingDrawing" xmlns:wp="http://schemas.openxmlformats.org/drawingml/2006/wordprocessingDrawing" xmlns:w10="urn:schemas-microsoft-com:office:word" xmlns:w="http://schemas.openxmlformats.org/wordprocessingml/2006/main" xmlns:w14="http://schemas.microsoft.com/office/word/2010/wordml" xmlns:w15="http://schemas.microsoft.com/office/word/2012/wordml" xmlns:w16cex="http://schemas.microsoft.com/office/word/2018/wordml/cex" xmlns:w16cid="http://schemas.microsoft.com/office/word/2016/wordml/cid" xmlns:w16="http://schemas.microsoft.com/office/word/2018/wordml" xmlns:w16sdtdh="http://schemas.microsoft.com/office/word/2020/wordml/sdtdatahash" xmlns:w16se="http://schemas.microsoft.com/office/word/2015/wordml/symex" xmlns:wpg="http://schemas.microsoft.com/office/word/2010/wordprocessingGroup" xmlns:wpi="http://schemas.microsoft.com/office/word/2010/wordprocessingInk" xmlns:wne="http://schemas.microsoft.com/office/word/2006/wordml" xmlns:wps="http://schemas.microsoft.com/office/word/2010/wordprocessingShape" mc:Ignorable="w14 w15 w16se w16cid w16 w16cex w16sdtdh wp14">
   <w:abstractNum w:abstractNumId="0" w15:restartNumberingAfterBreak="0">
     <w:nsid w:val="19226CCB"/>
     <w:multiLevelType w:val="multilevel"/>
@@ -2902,7 +2902,7 @@
 </file>
 
 <file path=word/styles.xml><?xml version="1.0" encoding="utf-8"?>
-<w:styles xmlns:mc="http://schemas.openxmlformats.org/markup-compatibility/2006" xmlns:r="http://schemas.openxmlformats.org/officeDocument/2006/relationships" xmlns:w="http://schemas.openxmlformats.org/wordprocessingml/2006/main" xmlns:w14="http://schemas.microsoft.com/office/word/2010/wordml" xmlns:w15="http://schemas.microsoft.com/office/word/2012/wordml" xmlns:w16cex="http://schemas.microsoft.com/office/word/2018/wordml/cex" xmlns:w16cid="http://schemas.microsoft.com/office/word/2016/wordml/cid" xmlns:w16="http://schemas.microsoft.com/office/word/2018/wordml" xmlns:w16du="http://schemas.microsoft.com/office/word/2023/wordml/word16du" xmlns:w16sdtdh="http://schemas.microsoft.com/office/word/2020/wordml/sdtdatahash" xmlns:w16sdtfl="http://schemas.microsoft.com/office/word/2024/wordml/sdtformatlock" xmlns:w16se="http://schemas.microsoft.com/office/word/2015/wordml/symex" mc:Ignorable="w14 w15 w16se w16cid w16 w16cex w16sdtdh w16sdtfl w16du">
+<w:styles xmlns:mc="http://schemas.openxmlformats.org/markup-compatibility/2006" xmlns:r="http://schemas.openxmlformats.org/officeDocument/2006/relationships" xmlns:w="http://schemas.openxmlformats.org/wordprocessingml/2006/main" xmlns:w14="http://schemas.microsoft.com/office/word/2010/wordml" xmlns:w15="http://schemas.microsoft.com/office/word/2012/wordml" xmlns:w16cex="http://schemas.microsoft.com/office/word/2018/wordml/cex" xmlns:w16cid="http://schemas.microsoft.com/office/word/2016/wordml/cid" xmlns:w16="http://schemas.microsoft.com/office/word/2018/wordml" xmlns:w16sdtdh="http://schemas.microsoft.com/office/word/2020/wordml/sdtdatahash" xmlns:w16se="http://schemas.microsoft.com/office/word/2015/wordml/symex" mc:Ignorable="w14 w15 w16se w16cid w16 w16cex w16sdtdh">
   <w:docDefaults>
     <w:rPrDefault>
       <w:rPr>
